--- a/beta/funding/email-templates.docx
+++ b/beta/funding/email-templates.docx
@@ -7,7 +7,7 @@
         <w:pStyle w:val="Title"/>
       </w:pPr>
       <w:r>
-        <w:t>AMASAMYA — Funding Outreach Email Templates</w:t>
+        <w:t>AMASAMYA - Funding Outreach Email Templates</w:t>
       </w:r>
     </w:p>
     <w:p>
@@ -15,7 +15,7 @@
         <w:pStyle w:val="Heading1"/>
       </w:pPr>
       <w:r>
-        <w:t>AMASAMYA Funding Outreach — Email Templates</w:t>
+        <w:t>AMASAMYA Funding Outreach - Email Templates</w:t>
       </w:r>
     </w:p>
     <w:p>
@@ -43,7 +43,7 @@
         <w:pStyle w:val="Heading2"/>
       </w:pPr>
       <w:r>
-        <w:t>Template 1 — Existing warm investor / angel contact</w:t>
+        <w:t>Template 1 - Existing warm investor / angel contact</w:t>
       </w:r>
     </w:p>
     <w:p>
@@ -70,7 +70,7 @@
         <w:rPr>
           <w:i/>
         </w:rPr>
-        <w:t>Quick funding ask — AMASAMYA closed beta</w:t>
+        <w:t>Quick funding ask - AMASAMYA closed beta</w:t>
       </w:r>
     </w:p>
     <w:p>
@@ -78,7 +78,7 @@
         <w:pStyle w:val="IntenseQuote"/>
       </w:pPr>
       <w:r>
-        <w:t xml:space="preserve">Hi [first name],  Hope you're well. I'm reaching out with a specific, small ask, not a pitch.  Since [last time we spoke / your earlier interest in my work], I've finished AMASAMYA — a WCAG 2.2 audit platform for the web, documents, and mobile, designed blind-first. It's at amasamya.akhileshmalani.com, Chrome extension is in Web Store review, and the test suite + axe self-audit are clean.  I'm raising </w:t>
+        <w:t xml:space="preserve">Hi [first name],  Hope you're well. I'm reaching out with a specific, small ask, not a pitch.  Since [last time we spoke / your earlier interest in my work], I've finished AMASAMYA - a WCAG 2.2 audit platform for the web, documents, and mobile, designed blind-first. It's at amasamya.akhileshmalani.com, Chrome extension is in Web Store review, and the test suite + axe self-audit are clean.  I'm raising </w:t>
       </w:r>
       <w:r>
         <w:rPr>
@@ -87,7 +87,7 @@
         <w:t>$[X]</w:t>
       </w:r>
       <w:r>
-        <w:t xml:space="preserve"> to fund a closed beta of 8 paid screen-reader sessions, plus a 6-week build sprint to public launch. Use of funds, milestones, and reporting cadence are in the attached one-pager.  Three ways you could help, in descending order of preference:  1. A small cheque ($[1k]–$[5k]) — I'll commit to monthly written    milestone updates for six months. 2. An introduction to one person in your network who'd care about    accessibility tooling. 3. 30 minutes on Zoom to tell me what's missing from my plan.  No reply needed if none of these fit. If one does, I'll send the short due-diligence packet within 24 hours of your reply.  Thank you for the time —  Akhilesh Malani [link]</w:t>
+        <w:t xml:space="preserve"> to fund a closed beta of 8 paid screen-reader sessions, plus a 6-week build sprint to public launch. Use of funds, milestones, and reporting cadence are in the attached one-pager.  Three ways you could help, in descending order of preference:  1. A small cheque ($[1k]–$[5k]) - I'll commit to monthly written    milestone updates for six months. 2. An introduction to one person in your network who'd care about    accessibility tooling. 3. 30 minutes on Zoom to tell me what's missing from my plan.  No reply needed if none of these fit. If one does, I'll send the short due-diligence packet within 24 hours of your reply.  Thank you for the time -  Akhilesh Malani [link]</w:t>
       </w:r>
     </w:p>
     <w:p>
@@ -131,7 +131,7 @@
         <w:pStyle w:val="Heading2"/>
       </w:pPr>
       <w:r>
-        <w:t>Template 2 — Cold accessibility-focused angel / micro-VC</w:t>
+        <w:t>Template 2 - Cold accessibility-focused angel / micro-VC</w:t>
       </w:r>
     </w:p>
     <w:p>
@@ -172,7 +172,7 @@
         <w:rPr>
           <w:i/>
         </w:rPr>
-        <w:t>AMASAMYA — blind-first WCAG audit tool, raising $[X]</w:t>
+        <w:t>AMASAMYA - blind-first WCAG audit tool, raising $[X]</w:t>
       </w:r>
     </w:p>
     <w:p>
@@ -180,7 +180,7 @@
         <w:pStyle w:val="IntenseQuote"/>
       </w:pPr>
       <w:r>
-        <w:t xml:space="preserve">Hi [first name],  [Mutual contact's name] suggested I reach out — they thought you'd appreciate a tool that takes accessibility seriously rather than treating it as a checkbox.  I'm Akhilesh Malani; I've spent the last [N] months building AMASAMYA, a WCAG 2.2 audit platform for the web, documents (8 file formats), and mobile. It's blind-first by design — the entire interface is operable with a screen reader, and findings are written to be actionable for non-sighted developers.  What's done: full working tool at amasamya.akhileshmalani.com, Chrome extension in Web Store review, 0 axe violations on every page, full test coverage, production-grade security. What's not done: closed beta with real users.  I'm raising </w:t>
+        <w:t xml:space="preserve">Hi [first name],  [Mutual contact's name] suggested I reach out - they thought you'd appreciate a tool that takes accessibility seriously rather than treating it as a checkbox.  I'm Akhilesh Malani; I've spent the last [N] months building AMASAMYA, a WCAG 2.2 audit platform for the web, documents (8 file formats), and mobile. It's blind-first by design - the entire interface is operable with a screen reader, and findings are written to be actionable for non-sighted developers.  What's done: full working tool at amasamya.akhileshmalani.com, Chrome extension in Web Store review, 0 axe violations on every page, full test coverage, production-grade security. What's not done: closed beta with real users.  I'm raising </w:t>
       </w:r>
       <w:r>
         <w:rPr>
@@ -202,7 +202,7 @@
         <w:pStyle w:val="Heading2"/>
       </w:pPr>
       <w:r>
-        <w:t>Template 3 — Grant application cover letter</w:t>
+        <w:t>Template 3 - Grant application cover letter</w:t>
       </w:r>
     </w:p>
     <w:p>
@@ -217,7 +217,7 @@
     </w:p>
     <w:p>
       <w:r>
-        <w:t>letter — but the cover note matters.</w:t>
+        <w:t>letter - but the cover note matters.</w:t>
       </w:r>
     </w:p>
     <w:p>
@@ -234,7 +234,7 @@
         <w:rPr>
           <w:i/>
         </w:rPr>
-        <w:t>Application — [program name] — AMASAMYA accessibility platform</w:t>
+        <w:t>Application - [program name] - AMASAMYA accessibility platform</w:t>
       </w:r>
     </w:p>
     <w:p>
@@ -242,7 +242,7 @@
         <w:pStyle w:val="IntenseQuote"/>
       </w:pPr>
       <w:r>
-        <w:t>[Program contact name or "To the [program] Committee"],  I'm submitting AMASAMYA for consideration by [program name].  AMASAMYA is a working WCAG 2.2 audit platform that addresses a gap the [program] mission speaks to directly: most accessibility audit tools are not themselves accessible. AMASAMYA's interface is designed for daily screen-reader users, and its audit findings — across 8 document formats and live web pages — are written to be actionable by non-sighted developers and content authors.  The tool is live at amasamya.akhileshmalani.com. I am the sole developer, fully bootstrapped, and the product is at production-quality build status.  The grant funds, if awarded, would specifically fund:  - Honoraria for 8 paid beta sessions with daily screen-reader users. - A 6-week sprint to address tester-reported issues and ship a   public release.  A one-page brief is attached, and I am happy to provide test reports, deploy logs, or a live walkthrough on request.  Thank you for your consideration,  Akhilesh Malani [email] · [phone] [link to amasamya site]</w:t>
+        <w:t>[Program contact name or "To the [program] Committee"],  I'm submitting AMASAMYA for consideration by [program name].  AMASAMYA is a working WCAG 2.2 audit platform that addresses a gap the [program] mission speaks to directly: most accessibility audit tools are not themselves accessible. AMASAMYA's interface is designed for daily screen-reader users, and its audit findings - across 8 document formats and live web pages - are written to be actionable by non-sighted developers and content authors.  The tool is live at amasamya.akhileshmalani.com. I am the sole developer, fully bootstrapped, and the product is at production-quality build status.  The grant funds, if awarded, would specifically fund:  - Honoraria for 8 paid beta sessions with daily screen-reader users. - A 6-week sprint to address tester-reported issues and ship a   public release.  A one-page brief is attached, and I am happy to provide test reports, deploy logs, or a live walkthrough on request.  Thank you for your consideration,  Akhilesh Malani [email] · [phone] [link to amasamya site]</w:t>
       </w:r>
     </w:p>
     <w:p>
@@ -255,7 +255,7 @@
         <w:pStyle w:val="Heading2"/>
       </w:pPr>
       <w:r>
-        <w:t>Template 4 — Pre-paid pilot customer (gov / agency / enterprise)</w:t>
+        <w:t>Template 4 - Pre-paid pilot customer (gov / agency / enterprise)</w:t>
       </w:r>
     </w:p>
     <w:p>
@@ -287,7 +287,7 @@
         <w:rPr>
           <w:i/>
         </w:rPr>
-        <w:t>30-day accessibility audit pilot — fixed price $[2,500]</w:t>
+        <w:t>30-day accessibility audit pilot - fixed price $[2,500]</w:t>
       </w:r>
     </w:p>
     <w:p>
@@ -304,7 +304,7 @@
         <w:t>30-day fixed-price pilot, $[2,500]</w:t>
       </w:r>
       <w:r>
-        <w:t>:  - Unlimited use of the platform for one team (~[10] users). - One 60-minute onboarding call. - One mid-pilot office hour. - Format-specific findings on up to [X] documents per week. - At pilot end: a written report covering issue counts, severity   distribution, and recommended remediation priorities.  The pilot specifically funds my closed-beta phase, so your team would be among the first paid users — with direct access to me for any feedback or feature requests, no support tier purgatory.  If this is interesting, reply with one or two times that work for a 20-minute scoping call.  Akhilesh Malani [link]</w:t>
+        <w:t>:  - Unlimited use of the platform for one team (~[10] users). - One 60-minute onboarding call. - One mid-pilot office hour. - Format-specific findings on up to [X] documents per week. - At pilot end: a written report covering issue counts, severity   distribution, and recommended remediation priorities.  The pilot specifically funds my closed-beta phase, so your team would be among the first paid users - with direct access to me for any feedback or feature requests, no support tier purgatory.  If this is interesting, reply with one or two times that work for a 20-minute scoping call.  Akhilesh Malani [link]</w:t>
       </w:r>
     </w:p>
     <w:p>
@@ -317,7 +317,7 @@
         <w:pStyle w:val="Heading2"/>
       </w:pPr>
       <w:r>
-        <w:t>Template 5 — Friends-and-family / personal network</w:t>
+        <w:t>Template 5 - Friends-and-family / personal network</w:t>
       </w:r>
     </w:p>
     <w:p>
@@ -349,7 +349,7 @@
         <w:rPr>
           <w:i/>
         </w:rPr>
-        <w:t>Asking for help — small one</w:t>
+        <w:t>Asking for help - small one</w:t>
       </w:r>
     </w:p>
     <w:p>
@@ -357,7 +357,7 @@
         <w:pStyle w:val="IntenseQuote"/>
       </w:pPr>
       <w:r>
-        <w:t>Hey [name],  Quick one. I've shipped AMASAMYA — the accessibility audit tool I've been working on. It's at amasamya.akhileshmalani.com if you want to see it. Chrome extension is in review, beta launches the week the Web Store approves.  I'm raising a tiny round — $[X] total, in cheques of $[1k–$2k] — to fund 8 paid beta sessions and a few weeks to finish the launch. No fancy paperwork, no equity if you'd rather just lend it, no follow-up rounds.  If you're up for backing it, reply and I'll send a one-pager and the simplest possible terms.  If not, all good — but I'd love an intro to anyone you think would care about accessibility tooling.  Thanks either way, A.</w:t>
+        <w:t>Hey [name],  Quick one. I've shipped AMASAMYA - the accessibility audit tool I've been working on. It's at amasamya.akhileshmalani.com if you want to see it. Chrome extension is in review, beta launches the week the Web Store approves.  I'm raising a tiny round - $[X] total, in cheques of $[1k–$2k] - to fund 8 paid beta sessions and a few weeks to finish the launch. No fancy paperwork, no equity if you'd rather just lend it, no follow-up rounds.  If you're up for backing it, reply and I'll send a one-pager and the simplest possible terms.  If not, all good - but I'd love an intro to anyone you think would care about accessibility tooling.  Thanks either way, A.</w:t>
       </w:r>
     </w:p>
     <w:p>
@@ -370,7 +370,7 @@
         <w:pStyle w:val="Heading2"/>
       </w:pPr>
       <w:r>
-        <w:t>Template 6 — Accelerator program application</w:t>
+        <w:t>Template 6 - Accelerator program application</w:t>
       </w:r>
     </w:p>
     <w:p>
@@ -397,7 +397,7 @@
         <w:rPr>
           <w:i/>
         </w:rPr>
-        <w:t>Application — [accelerator name] [cohort number] — AMASAMYA</w:t>
+        <w:t>Application - [accelerator name] [cohort number] - AMASAMYA</w:t>
       </w:r>
     </w:p>
     <w:p>
@@ -405,7 +405,7 @@
         <w:pStyle w:val="IntenseQuote"/>
       </w:pPr>
       <w:r>
-        <w:t>Founder: Akhilesh Malani Company: AMASAMYA (sole proprietorship) Stage: Pre-beta, working product, no revenue. Headquartered: [city], [country].  What AMASAMYA does  A web-based WCAG 2.2 accessibility audit platform that audits live URLs, uploaded documents in 8 file formats, and via a structured mobile-app checklist. The interface is designed for daily screen- reader users — most a11y audit tools are not themselves accessible.  Why this accelerator  [Specific reason — disability-led founder track, intros to accessibility-pro mentors, gov / enterprise customer pipeline, whatever the program actually offers. One sentence. Be honest.]  What I need from the cohort  1. Customer development support — intros to public-sector and    higher-ed buyers with WCAG compliance deadlines. 2. Mentorship from at least one founder who has built and sold    accessibility tooling before. 3. Demo-day exposure to small-cheque investors comfortable with    pre-revenue founders.  Status of product  Live at amasamya.akhileshmalani.com. Chrome extension in Web Store review. Production-quality build with full security hardening (PBKDF2 auth, encrypted API key storage), full test coverage, 0 axe self-audit violations.  Capital raised to date: $0. Founder is working solo, fully self- funded, and capable of running the company on lean burn for the duration of the program.  One-pager attached with use-of-funds and milestones.</w:t>
+        <w:t>Founder: Akhilesh Malani Company: AMASAMYA (sole proprietorship) Stage: Pre-beta, working product, no revenue. Headquartered: [city], [country].  What AMASAMYA does  A web-based WCAG 2.2 accessibility audit platform that audits live URLs, uploaded documents in 8 file formats, and via a structured mobile-app checklist. The interface is designed for daily screen- reader users - most a11y audit tools are not themselves accessible.  Why this accelerator  [Specific reason - disability-led founder track, intros to accessibility-pro mentors, gov / enterprise customer pipeline, whatever the program actually offers. One sentence. Be honest.]  What I need from the cohort  1. Customer development support - intros to public-sector and    higher-ed buyers with WCAG compliance deadlines. 2. Mentorship from at least one founder who has built and sold    accessibility tooling before. 3. Demo-day exposure to small-cheque investors comfortable with    pre-revenue founders.  Status of product  Live at amasamya.akhileshmalani.com. Chrome extension in Web Store review. Production-quality build with full security hardening (PBKDF2 auth, encrypted API key storage), full test coverage, 0 axe self-audit violations.  Capital raised to date: $0. Founder is working solo, fully self- funded, and capable of running the company on lean burn for the duration of the program.  One-pager attached with use-of-funds and milestones.</w:t>
       </w:r>
     </w:p>
     <w:p>
@@ -532,7 +532,7 @@
         <w:pStyle w:val="Heading2"/>
       </w:pPr>
       <w:r>
-        <w:t>Timing — when to actually send</w:t>
+        <w:t>Timing - when to actually send</w:t>
       </w:r>
     </w:p>
     <w:p>
@@ -567,7 +567,7 @@
     </w:p>
     <w:p>
       <w:r>
-        <w:t>wait for a "good time" — they have firm deadlines.</w:t>
+        <w:t>wait for a "good time" - they have firm deadlines.</w:t>
       </w:r>
     </w:p>
     <w:sectPr>
